--- a/CÔNG TY TNHH SUNAGRO FOOD (VIET NAM)/GPKD.docx
+++ b/CÔNG TY TNHH SUNAGRO FOOD (VIET NAM)/GPKD.docx
@@ -564,10 +564,52 @@
         <w:rPr>
           <w:b/>
         </w:rPr>
-        <w:t xml:space="preserve">Số giấy tờ pháp lý của cá nhân: </w:t>
+        <w:t xml:space="preserve">Số giấy tờ pháp lý </w:t>
+      </w:r>
+      <w:proofErr w:type="spellStart"/>
+      <w:r>
+        <w:rPr>
+          <w:b/>
+        </w:rPr>
+        <w:t>của</w:t>
+      </w:r>
+      <w:proofErr w:type="spellEnd"/>
+      <w:r>
+        <w:rPr>
+          <w:b/>
+        </w:rPr>
+        <w:t xml:space="preserve"> </w:t>
+      </w:r>
+      <w:proofErr w:type="spellStart"/>
+      <w:r>
+        <w:rPr>
+          <w:b/>
+        </w:rPr>
+        <w:t>cá</w:t>
+      </w:r>
+      <w:proofErr w:type="spellEnd"/>
+      <w:r>
+        <w:rPr>
+          <w:b/>
+        </w:rPr>
+        <w:t xml:space="preserve"> </w:t>
+      </w:r>
+      <w:proofErr w:type="spellStart"/>
+      <w:r>
+        <w:rPr>
+          <w:b/>
+        </w:rPr>
+        <w:t>nhân</w:t>
+      </w:r>
+      <w:proofErr w:type="spellEnd"/>
+      <w:r>
+        <w:rPr>
+          <w:b/>
+        </w:rPr>
+        <w:t xml:space="preserve">: </w:t>
       </w:r>
       <w:r>
-        <w:t>E92442643</w:t>
+        <w:t>ES0899129</w:t>
       </w:r>
     </w:p>
     <w:p>
@@ -575,14 +617,36 @@
         <w:spacing w:after="60"/>
         <w:ind w:left="360"/>
       </w:pPr>
+      <w:proofErr w:type="spellStart"/>
       <w:r>
         <w:rPr>
           <w:b/>
         </w:rPr>
-        <w:t xml:space="preserve">Ngày cấp: </w:t>
+        <w:t>Ngày</w:t>
+      </w:r>
+      <w:proofErr w:type="spellEnd"/>
+      <w:r>
+        <w:rPr>
+          <w:b/>
+        </w:rPr>
+        <w:t xml:space="preserve"> </w:t>
+      </w:r>
+      <w:proofErr w:type="spellStart"/>
+      <w:r>
+        <w:rPr>
+          <w:b/>
+        </w:rPr>
+        <w:t>cấp</w:t>
+      </w:r>
+      <w:proofErr w:type="spellEnd"/>
+      <w:r>
+        <w:rPr>
+          <w:b/>
+        </w:rPr>
+        <w:t xml:space="preserve">: </w:t>
       </w:r>
       <w:r>
-        <w:t>21/12/2016</w:t>
+        <w:t>27/07/2026</w:t>
       </w:r>
     </w:p>
     <w:p>
@@ -596,8 +660,101 @@
         </w:rPr>
         <w:t xml:space="preserve">Nơi cấp: </w:t>
       </w:r>
+      <w:proofErr w:type="spellStart"/>
       <w:r>
-        <w:t>Cục Quản lý xuất nhập cảnh- Bộ Công an Trung Quốc</w:t>
+        <w:t>Tổng</w:t>
+      </w:r>
+      <w:proofErr w:type="spellEnd"/>
+      <w:r>
+        <w:t xml:space="preserve"> </w:t>
+      </w:r>
+      <w:proofErr w:type="spellStart"/>
+      <w:r>
+        <w:t>Lãnh</w:t>
+      </w:r>
+      <w:proofErr w:type="spellEnd"/>
+      <w:r>
+        <w:t xml:space="preserve"> </w:t>
+      </w:r>
+      <w:proofErr w:type="spellStart"/>
+      <w:r>
+        <w:t>sự</w:t>
+      </w:r>
+      <w:proofErr w:type="spellEnd"/>
+      <w:r>
+        <w:t xml:space="preserve"> </w:t>
+      </w:r>
+      <w:proofErr w:type="spellStart"/>
+      <w:r>
+        <w:t>quán</w:t>
+      </w:r>
+      <w:proofErr w:type="spellEnd"/>
+      <w:r>
+        <w:t xml:space="preserve"> </w:t>
+      </w:r>
+      <w:proofErr w:type="spellStart"/>
+      <w:r>
+        <w:t>Nước</w:t>
+      </w:r>
+      <w:proofErr w:type="spellEnd"/>
+      <w:r>
+        <w:t xml:space="preserve"> </w:t>
+      </w:r>
+      <w:proofErr w:type="spellStart"/>
+      <w:r>
+        <w:t>Cộng</w:t>
+      </w:r>
+      <w:proofErr w:type="spellEnd"/>
+      <w:r>
+        <w:t xml:space="preserve"> </w:t>
+      </w:r>
+      <w:proofErr w:type="spellStart"/>
+      <w:r>
+        <w:t>hòa</w:t>
+      </w:r>
+      <w:proofErr w:type="spellEnd"/>
+      <w:r>
+        <w:t xml:space="preserve"> </w:t>
+      </w:r>
+      <w:proofErr w:type="spellStart"/>
+      <w:r>
+        <w:t>Nhân</w:t>
+      </w:r>
+      <w:proofErr w:type="spellEnd"/>
+      <w:r>
+        <w:t xml:space="preserve"> </w:t>
+      </w:r>
+      <w:proofErr w:type="spellStart"/>
+      <w:r>
+        <w:t>dân</w:t>
+      </w:r>
+      <w:proofErr w:type="spellEnd"/>
+      <w:r>
+        <w:t xml:space="preserve"> Trung Hoa </w:t>
+      </w:r>
+      <w:proofErr w:type="spellStart"/>
+      <w:r>
+        <w:t>tại</w:t>
+      </w:r>
+      <w:proofErr w:type="spellEnd"/>
+      <w:r>
+        <w:t xml:space="preserve"> Thành </w:t>
+      </w:r>
+      <w:proofErr w:type="spellStart"/>
+      <w:r>
+        <w:t>phố</w:t>
+      </w:r>
+      <w:proofErr w:type="spellEnd"/>
+      <w:r>
+        <w:t xml:space="preserve"> </w:t>
+      </w:r>
+      <w:proofErr w:type="spellStart"/>
+      <w:r>
+        <w:t>Hồ</w:t>
+      </w:r>
+      <w:proofErr w:type="spellEnd"/>
+      <w:r>
+        <w:t xml:space="preserve"> Chí Minh</w:t>
       </w:r>
     </w:p>
     <w:p>
@@ -1457,7 +1614,6 @@
   <w:style w:type="character" w:default="1" w:styleId="DefaultParagraphFont">
     <w:name w:val="Default Paragraph Font"/>
     <w:uiPriority w:val="1"/>
-    <w:semiHidden/>
     <w:unhideWhenUsed/>
   </w:style>
   <w:style w:type="table" w:default="1" w:styleId="TableNormal">
